--- a/materialien/Welt0_Akademie/5_Loesungen/AQ_W0_AB2_LSG.docx
+++ b/materialien/Welt0_Akademie/5_Loesungen/AQ_W0_AB2_LSG.docx
@@ -4987,10 +4987,9 @@
         <w:tblLayout w:type="fixed"/>
       </w:tblPr>
       <w:tblGrid>
-        <w:gridCol w:w="2120"/>
-        <w:gridCol w:w="2506"/>
-        <w:gridCol w:w="2506"/>
-        <w:gridCol w:w="2506"/>
+        <w:gridCol w:w="2865"/>
+        <w:gridCol w:w="3387"/>
+        <w:gridCol w:w="3387"/>
       </w:tblGrid>
       <w:tr>
         <w:trPr>
@@ -4999,7 +4998,7 @@
         </w:trPr>
         <w:tc>
           <w:tcPr>
-            <w:tcW w:type="dxa" w:w="2120"/>
+            <w:tcW w:type="dxa" w:w="2865"/>
             <w:shd w:fill="1F4E79" w:color="auto" w:val="clear"/>
             <w:tcMar>
               <w:top w:type="dxa" w:w="50"/>
@@ -5029,7 +5028,7 @@
         </w:tc>
         <w:tc>
           <w:tcPr>
-            <w:tcW w:type="dxa" w:w="2506"/>
+            <w:tcW w:type="dxa" w:w="3387"/>
             <w:shd w:fill="1F4E79" w:color="auto" w:val="clear"/>
             <w:tcMar>
               <w:top w:type="dxa" w:w="50"/>
@@ -5053,43 +5052,13 @@
                 <w:sz w:val="19"/>
                 <w:szCs w:val="19"/>
               </w:rPr>
-              <w:t xml:space="preserve">n % 2 == 0</w:t>
-            </w:r>
-          </w:p>
-        </w:tc>
-        <w:tc>
-          <w:tcPr>
-            <w:tcW w:type="dxa" w:w="2506"/>
-            <w:shd w:fill="1F4E79" w:color="auto" w:val="clear"/>
-            <w:tcMar>
-              <w:top w:type="dxa" w:w="50"/>
-              <w:left w:type="dxa" w:w="100"/>
-              <w:bottom w:type="dxa" w:w="50"/>
-              <w:right w:type="dxa" w:w="100"/>
-            </w:tcMar>
-            <w:vAlign w:val="center"/>
-          </w:tcPr>
-          <w:p>
-            <w:pPr>
-              <w:spacing w:after="0" w:line="252"/>
-              <w:jc w:val="center"/>
-            </w:pPr>
-            <w:r>
-              <w:rPr>
-                <w:rFonts w:ascii="Calibri" w:cs="Calibri" w:eastAsia="Calibri" w:hAnsi="Calibri"/>
-                <w:b/>
-                <w:bCs/>
-                <w:color w:val="FFFFFF"/>
-                <w:sz w:val="19"/>
-                <w:szCs w:val="19"/>
-              </w:rPr>
               <w:t xml:space="preserve">n</w:t>
             </w:r>
           </w:p>
         </w:tc>
         <w:tc>
           <w:tcPr>
-            <w:tcW w:type="dxa" w:w="2506"/>
+            <w:tcW w:type="dxa" w:w="3387"/>
             <w:shd w:fill="1F4E79" w:color="auto" w:val="clear"/>
             <w:tcMar>
               <w:top w:type="dxa" w:w="50"/>
@@ -5124,7 +5093,7 @@
         </w:trPr>
         <w:tc>
           <w:tcPr>
-            <w:tcW w:type="dxa" w:w="2120"/>
+            <w:tcW w:type="dxa" w:w="2865"/>
             <w:tcMar>
               <w:top w:type="dxa" w:w="50"/>
               <w:left w:type="dxa" w:w="100"/>
@@ -5151,34 +5120,7 @@
         </w:tc>
         <w:tc>
           <w:tcPr>
-            <w:tcW w:type="dxa" w:w="2506"/>
-            <w:tcMar>
-              <w:top w:type="dxa" w:w="50"/>
-              <w:left w:type="dxa" w:w="100"/>
-              <w:bottom w:type="dxa" w:w="50"/>
-              <w:right w:type="dxa" w:w="100"/>
-            </w:tcMar>
-            <w:vAlign w:val="center"/>
-          </w:tcPr>
-          <w:p>
-            <w:pPr>
-              <w:spacing w:after="0" w:line="252"/>
-              <w:jc w:val="center"/>
-            </w:pPr>
-            <w:r>
-              <w:rPr>
-                <w:rFonts w:ascii="Calibri" w:cs="Calibri" w:eastAsia="Calibri" w:hAnsi="Calibri"/>
-                <w:color w:val="222222"/>
-                <w:sz w:val="19"/>
-                <w:szCs w:val="19"/>
-              </w:rPr>
-              <w:t xml:space="preserve">–</w:t>
-            </w:r>
-          </w:p>
-        </w:tc>
-        <w:tc>
-          <w:tcPr>
-            <w:tcW w:type="dxa" w:w="2506"/>
+            <w:tcW w:type="dxa" w:w="3387"/>
             <w:tcMar>
               <w:top w:type="dxa" w:w="50"/>
               <w:left w:type="dxa" w:w="100"/>
@@ -5205,7 +5147,7 @@
         </w:tc>
         <w:tc>
           <w:tcPr>
-            <w:tcW w:type="dxa" w:w="2506"/>
+            <w:tcW w:type="dxa" w:w="3387"/>
             <w:tcMar>
               <w:top w:type="dxa" w:w="50"/>
               <w:left w:type="dxa" w:w="100"/>
@@ -5237,7 +5179,7 @@
         </w:trPr>
         <w:tc>
           <w:tcPr>
-            <w:tcW w:type="dxa" w:w="2120"/>
+            <w:tcW w:type="dxa" w:w="2865"/>
             <w:tcMar>
               <w:top w:type="dxa" w:w="50"/>
               <w:left w:type="dxa" w:w="100"/>
@@ -5264,34 +5206,7 @@
         </w:tc>
         <w:tc>
           <w:tcPr>
-            <w:tcW w:type="dxa" w:w="2506"/>
-            <w:tcMar>
-              <w:top w:type="dxa" w:w="50"/>
-              <w:left w:type="dxa" w:w="100"/>
-              <w:bottom w:type="dxa" w:w="50"/>
-              <w:right w:type="dxa" w:w="100"/>
-            </w:tcMar>
-            <w:vAlign w:val="center"/>
-          </w:tcPr>
-          <w:p>
-            <w:pPr>
-              <w:spacing w:after="0" w:line="252"/>
-              <w:jc w:val="center"/>
-            </w:pPr>
-            <w:r>
-              <w:rPr>
-                <w:rFonts w:ascii="Calibri" w:cs="Calibri" w:eastAsia="Calibri" w:hAnsi="Calibri"/>
-                <w:color w:val="222222"/>
-                <w:sz w:val="19"/>
-                <w:szCs w:val="19"/>
-              </w:rPr>
-              <w:t xml:space="preserve">w</w:t>
-            </w:r>
-          </w:p>
-        </w:tc>
-        <w:tc>
-          <w:tcPr>
-            <w:tcW w:type="dxa" w:w="2506"/>
+            <w:tcW w:type="dxa" w:w="3387"/>
             <w:tcMar>
               <w:top w:type="dxa" w:w="50"/>
               <w:left w:type="dxa" w:w="100"/>
@@ -5318,7 +5233,7 @@
         </w:tc>
         <w:tc>
           <w:tcPr>
-            <w:tcW w:type="dxa" w:w="2506"/>
+            <w:tcW w:type="dxa" w:w="3387"/>
             <w:tcMar>
               <w:top w:type="dxa" w:w="50"/>
               <w:left w:type="dxa" w:w="100"/>
@@ -5350,7 +5265,7 @@
         </w:trPr>
         <w:tc>
           <w:tcPr>
-            <w:tcW w:type="dxa" w:w="2120"/>
+            <w:tcW w:type="dxa" w:w="2865"/>
             <w:tcMar>
               <w:top w:type="dxa" w:w="50"/>
               <w:left w:type="dxa" w:w="100"/>
@@ -5377,34 +5292,7 @@
         </w:tc>
         <w:tc>
           <w:tcPr>
-            <w:tcW w:type="dxa" w:w="2506"/>
-            <w:tcMar>
-              <w:top w:type="dxa" w:w="50"/>
-              <w:left w:type="dxa" w:w="100"/>
-              <w:bottom w:type="dxa" w:w="50"/>
-              <w:right w:type="dxa" w:w="100"/>
-            </w:tcMar>
-            <w:vAlign w:val="center"/>
-          </w:tcPr>
-          <w:p>
-            <w:pPr>
-              <w:spacing w:after="0" w:line="252"/>
-              <w:jc w:val="center"/>
-            </w:pPr>
-            <w:r>
-              <w:rPr>
-                <w:rFonts w:ascii="Calibri" w:cs="Calibri" w:eastAsia="Calibri" w:hAnsi="Calibri"/>
-                <w:color w:val="222222"/>
-                <w:sz w:val="19"/>
-                <w:szCs w:val="19"/>
-              </w:rPr>
-              <w:t xml:space="preserve">f</w:t>
-            </w:r>
-          </w:p>
-        </w:tc>
-        <w:tc>
-          <w:tcPr>
-            <w:tcW w:type="dxa" w:w="2506"/>
+            <w:tcW w:type="dxa" w:w="3387"/>
             <w:tcMar>
               <w:top w:type="dxa" w:w="50"/>
               <w:left w:type="dxa" w:w="100"/>
@@ -5431,7 +5319,7 @@
         </w:tc>
         <w:tc>
           <w:tcPr>
-            <w:tcW w:type="dxa" w:w="2506"/>
+            <w:tcW w:type="dxa" w:w="3387"/>
             <w:tcMar>
               <w:top w:type="dxa" w:w="50"/>
               <w:left w:type="dxa" w:w="100"/>
@@ -5463,7 +5351,7 @@
         </w:trPr>
         <w:tc>
           <w:tcPr>
-            <w:tcW w:type="dxa" w:w="2120"/>
+            <w:tcW w:type="dxa" w:w="2865"/>
             <w:tcMar>
               <w:top w:type="dxa" w:w="50"/>
               <w:left w:type="dxa" w:w="100"/>
@@ -5490,34 +5378,7 @@
         </w:tc>
         <w:tc>
           <w:tcPr>
-            <w:tcW w:type="dxa" w:w="2506"/>
-            <w:tcMar>
-              <w:top w:type="dxa" w:w="50"/>
-              <w:left w:type="dxa" w:w="100"/>
-              <w:bottom w:type="dxa" w:w="50"/>
-              <w:right w:type="dxa" w:w="100"/>
-            </w:tcMar>
-            <w:vAlign w:val="center"/>
-          </w:tcPr>
-          <w:p>
-            <w:pPr>
-              <w:spacing w:after="0" w:line="252"/>
-              <w:jc w:val="center"/>
-            </w:pPr>
-            <w:r>
-              <w:rPr>
-                <w:rFonts w:ascii="Calibri" w:cs="Calibri" w:eastAsia="Calibri" w:hAnsi="Calibri"/>
-                <w:color w:val="222222"/>
-                <w:sz w:val="19"/>
-                <w:szCs w:val="19"/>
-              </w:rPr>
-              <w:t xml:space="preserve">w</w:t>
-            </w:r>
-          </w:p>
-        </w:tc>
-        <w:tc>
-          <w:tcPr>
-            <w:tcW w:type="dxa" w:w="2506"/>
+            <w:tcW w:type="dxa" w:w="3387"/>
             <w:tcMar>
               <w:top w:type="dxa" w:w="50"/>
               <w:left w:type="dxa" w:w="100"/>
@@ -5544,7 +5405,7 @@
         </w:tc>
         <w:tc>
           <w:tcPr>
-            <w:tcW w:type="dxa" w:w="2506"/>
+            <w:tcW w:type="dxa" w:w="3387"/>
             <w:tcMar>
               <w:top w:type="dxa" w:w="50"/>
               <w:left w:type="dxa" w:w="100"/>
@@ -5576,7 +5437,7 @@
         </w:trPr>
         <w:tc>
           <w:tcPr>
-            <w:tcW w:type="dxa" w:w="2120"/>
+            <w:tcW w:type="dxa" w:w="2865"/>
             <w:tcMar>
               <w:top w:type="dxa" w:w="50"/>
               <w:left w:type="dxa" w:w="100"/>
@@ -5603,34 +5464,7 @@
         </w:tc>
         <w:tc>
           <w:tcPr>
-            <w:tcW w:type="dxa" w:w="2506"/>
-            <w:tcMar>
-              <w:top w:type="dxa" w:w="50"/>
-              <w:left w:type="dxa" w:w="100"/>
-              <w:bottom w:type="dxa" w:w="50"/>
-              <w:right w:type="dxa" w:w="100"/>
-            </w:tcMar>
-            <w:vAlign w:val="center"/>
-          </w:tcPr>
-          <w:p>
-            <w:pPr>
-              <w:spacing w:after="0" w:line="252"/>
-              <w:jc w:val="center"/>
-            </w:pPr>
-            <w:r>
-              <w:rPr>
-                <w:rFonts w:ascii="Calibri" w:cs="Calibri" w:eastAsia="Calibri" w:hAnsi="Calibri"/>
-                <w:color w:val="222222"/>
-                <w:sz w:val="19"/>
-                <w:szCs w:val="19"/>
-              </w:rPr>
-              <w:t xml:space="preserve">f</w:t>
-            </w:r>
-          </w:p>
-        </w:tc>
-        <w:tc>
-          <w:tcPr>
-            <w:tcW w:type="dxa" w:w="2506"/>
+            <w:tcW w:type="dxa" w:w="3387"/>
             <w:tcMar>
               <w:top w:type="dxa" w:w="50"/>
               <w:left w:type="dxa" w:w="100"/>
@@ -5657,7 +5491,7 @@
         </w:tc>
         <w:tc>
           <w:tcPr>
-            <w:tcW w:type="dxa" w:w="2506"/>
+            <w:tcW w:type="dxa" w:w="3387"/>
             <w:tcMar>
               <w:top w:type="dxa" w:w="50"/>
               <w:left w:type="dxa" w:w="100"/>
@@ -5689,7 +5523,7 @@
         </w:trPr>
         <w:tc>
           <w:tcPr>
-            <w:tcW w:type="dxa" w:w="2120"/>
+            <w:tcW w:type="dxa" w:w="2865"/>
             <w:tcMar>
               <w:top w:type="dxa" w:w="50"/>
               <w:left w:type="dxa" w:w="100"/>
@@ -5716,34 +5550,7 @@
         </w:tc>
         <w:tc>
           <w:tcPr>
-            <w:tcW w:type="dxa" w:w="2506"/>
-            <w:tcMar>
-              <w:top w:type="dxa" w:w="50"/>
-              <w:left w:type="dxa" w:w="100"/>
-              <w:bottom w:type="dxa" w:w="50"/>
-              <w:right w:type="dxa" w:w="100"/>
-            </w:tcMar>
-            <w:vAlign w:val="center"/>
-          </w:tcPr>
-          <w:p>
-            <w:pPr>
-              <w:spacing w:after="0" w:line="252"/>
-              <w:jc w:val="center"/>
-            </w:pPr>
-            <w:r>
-              <w:rPr>
-                <w:rFonts w:ascii="Calibri" w:cs="Calibri" w:eastAsia="Calibri" w:hAnsi="Calibri"/>
-                <w:color w:val="222222"/>
-                <w:sz w:val="19"/>
-                <w:szCs w:val="19"/>
-              </w:rPr>
-              <w:t xml:space="preserve">w</w:t>
-            </w:r>
-          </w:p>
-        </w:tc>
-        <w:tc>
-          <w:tcPr>
-            <w:tcW w:type="dxa" w:w="2506"/>
+            <w:tcW w:type="dxa" w:w="3387"/>
             <w:tcMar>
               <w:top w:type="dxa" w:w="50"/>
               <w:left w:type="dxa" w:w="100"/>
@@ -5770,7 +5577,7 @@
         </w:tc>
         <w:tc>
           <w:tcPr>
-            <w:tcW w:type="dxa" w:w="2506"/>
+            <w:tcW w:type="dxa" w:w="3387"/>
             <w:tcMar>
               <w:top w:type="dxa" w:w="50"/>
               <w:left w:type="dxa" w:w="100"/>
@@ -5802,7 +5609,7 @@
         </w:trPr>
         <w:tc>
           <w:tcPr>
-            <w:tcW w:type="dxa" w:w="2120"/>
+            <w:tcW w:type="dxa" w:w="2865"/>
             <w:tcMar>
               <w:top w:type="dxa" w:w="50"/>
               <w:left w:type="dxa" w:w="100"/>
@@ -5829,34 +5636,7 @@
         </w:tc>
         <w:tc>
           <w:tcPr>
-            <w:tcW w:type="dxa" w:w="2506"/>
-            <w:tcMar>
-              <w:top w:type="dxa" w:w="50"/>
-              <w:left w:type="dxa" w:w="100"/>
-              <w:bottom w:type="dxa" w:w="50"/>
-              <w:right w:type="dxa" w:w="100"/>
-            </w:tcMar>
-            <w:vAlign w:val="center"/>
-          </w:tcPr>
-          <w:p>
-            <w:pPr>
-              <w:spacing w:after="0" w:line="252"/>
-              <w:jc w:val="center"/>
-            </w:pPr>
-            <w:r>
-              <w:rPr>
-                <w:rFonts w:ascii="Calibri" w:cs="Calibri" w:eastAsia="Calibri" w:hAnsi="Calibri"/>
-                <w:color w:val="222222"/>
-                <w:sz w:val="19"/>
-                <w:szCs w:val="19"/>
-              </w:rPr>
-              <w:t xml:space="preserve">w</w:t>
-            </w:r>
-          </w:p>
-        </w:tc>
-        <w:tc>
-          <w:tcPr>
-            <w:tcW w:type="dxa" w:w="2506"/>
+            <w:tcW w:type="dxa" w:w="3387"/>
             <w:tcMar>
               <w:top w:type="dxa" w:w="50"/>
               <w:left w:type="dxa" w:w="100"/>
@@ -5883,7 +5663,7 @@
         </w:tc>
         <w:tc>
           <w:tcPr>
-            <w:tcW w:type="dxa" w:w="2506"/>
+            <w:tcW w:type="dxa" w:w="3387"/>
             <w:tcMar>
               <w:top w:type="dxa" w:w="50"/>
               <w:left w:type="dxa" w:w="100"/>
@@ -5915,7 +5695,7 @@
         </w:trPr>
         <w:tc>
           <w:tcPr>
-            <w:tcW w:type="dxa" w:w="2120"/>
+            <w:tcW w:type="dxa" w:w="2865"/>
             <w:tcMar>
               <w:top w:type="dxa" w:w="50"/>
               <w:left w:type="dxa" w:w="100"/>
@@ -5942,34 +5722,7 @@
         </w:tc>
         <w:tc>
           <w:tcPr>
-            <w:tcW w:type="dxa" w:w="2506"/>
-            <w:tcMar>
-              <w:top w:type="dxa" w:w="50"/>
-              <w:left w:type="dxa" w:w="100"/>
-              <w:bottom w:type="dxa" w:w="50"/>
-              <w:right w:type="dxa" w:w="100"/>
-            </w:tcMar>
-            <w:vAlign w:val="center"/>
-          </w:tcPr>
-          <w:p>
-            <w:pPr>
-              <w:spacing w:after="0" w:line="252"/>
-              <w:jc w:val="center"/>
-            </w:pPr>
-            <w:r>
-              <w:rPr>
-                <w:rFonts w:ascii="Calibri" w:cs="Calibri" w:eastAsia="Calibri" w:hAnsi="Calibri"/>
-                <w:color w:val="222222"/>
-                <w:sz w:val="19"/>
-                <w:szCs w:val="19"/>
-              </w:rPr>
-              <w:t xml:space="preserve">w</w:t>
-            </w:r>
-          </w:p>
-        </w:tc>
-        <w:tc>
-          <w:tcPr>
-            <w:tcW w:type="dxa" w:w="2506"/>
+            <w:tcW w:type="dxa" w:w="3387"/>
             <w:tcMar>
               <w:top w:type="dxa" w:w="50"/>
               <w:left w:type="dxa" w:w="100"/>
@@ -5996,7 +5749,7 @@
         </w:tc>
         <w:tc>
           <w:tcPr>
-            <w:tcW w:type="dxa" w:w="2506"/>
+            <w:tcW w:type="dxa" w:w="3387"/>
             <w:tcMar>
               <w:top w:type="dxa" w:w="50"/>
               <w:left w:type="dxa" w:w="100"/>
@@ -6028,7 +5781,7 @@
         </w:trPr>
         <w:tc>
           <w:tcPr>
-            <w:tcW w:type="dxa" w:w="2120"/>
+            <w:tcW w:type="dxa" w:w="2865"/>
             <w:tcMar>
               <w:top w:type="dxa" w:w="50"/>
               <w:left w:type="dxa" w:w="100"/>
@@ -6055,34 +5808,7 @@
         </w:tc>
         <w:tc>
           <w:tcPr>
-            <w:tcW w:type="dxa" w:w="2506"/>
-            <w:tcMar>
-              <w:top w:type="dxa" w:w="50"/>
-              <w:left w:type="dxa" w:w="100"/>
-              <w:bottom w:type="dxa" w:w="50"/>
-              <w:right w:type="dxa" w:w="100"/>
-            </w:tcMar>
-            <w:vAlign w:val="center"/>
-          </w:tcPr>
-          <w:p>
-            <w:pPr>
-              <w:spacing w:after="0" w:line="252"/>
-              <w:jc w:val="center"/>
-            </w:pPr>
-            <w:r>
-              <w:rPr>
-                <w:rFonts w:ascii="Calibri" w:cs="Calibri" w:eastAsia="Calibri" w:hAnsi="Calibri"/>
-                <w:color w:val="222222"/>
-                <w:sz w:val="19"/>
-                <w:szCs w:val="19"/>
-              </w:rPr>
-              <w:t xml:space="preserve">w</w:t>
-            </w:r>
-          </w:p>
-        </w:tc>
-        <w:tc>
-          <w:tcPr>
-            <w:tcW w:type="dxa" w:w="2506"/>
+            <w:tcW w:type="dxa" w:w="3387"/>
             <w:tcMar>
               <w:top w:type="dxa" w:w="50"/>
               <w:left w:type="dxa" w:w="100"/>
@@ -6109,7 +5835,7 @@
         </w:tc>
         <w:tc>
           <w:tcPr>
-            <w:tcW w:type="dxa" w:w="2506"/>
+            <w:tcW w:type="dxa" w:w="3387"/>
             <w:tcMar>
               <w:top w:type="dxa" w:w="50"/>
               <w:left w:type="dxa" w:w="100"/>
